--- a/s-s-event-bogor/print-notebooks/01-extent/09-blank-tables.docx
+++ b/s-s-event-bogor/print-notebooks/01-extent/09-blank-tables.docx
@@ -8,7 +8,7 @@
           <w:rFonts w:ascii="Arial" w:hAnsi="Arial"/>
           <w:b w:val="0"/>
           <w:color w:val="0A5455"/>
-          <w:sz w:val="32"/>
+          <w:sz w:val="20"/>
         </w:rPr>
         <w:t>Extent Account -- Blank Tables</w:t>
       </w:r>
@@ -19,7 +19,7 @@
           <w:rFonts w:ascii="Arial" w:hAnsi="Arial"/>
           <w:b w:val="0"/>
           <w:color w:val="3B9C7B"/>
-          <w:sz w:val="22"/>
+          <w:sz w:val="20"/>
         </w:rPr>
         <w:t>Fill in with your country's data</w:t>
       </w:r>
@@ -31,7 +31,7 @@
           <w:rFonts w:ascii="Arial" w:hAnsi="Arial"/>
           <w:b w:val="0"/>
           <w:color w:val="0A5455"/>
-          <w:sz w:val="32"/>
+          <w:sz w:val="20"/>
         </w:rPr>
         <w:t>Table 1: Ecosystem Extent Account</w:t>
       </w:r>
@@ -39,13 +39,14 @@
     <w:p>
       <w:pPr>
         <w:spacing w:before="40"/>
+        <w:keepNext/>
       </w:pPr>
       <w:r>
         <w:rPr>
           <w:rFonts w:ascii="Arial" w:hAnsi="Arial"/>
           <w:b w:val="0"/>
           <w:color w:val="717171"/>
-          <w:sz w:val="18"/>
+          <w:sz w:val="20"/>
         </w:rPr>
         <w:t>Accounting area: ____________  |  Opening year: ______  |  Closing year: ______</w:t>
       </w:r>
@@ -1568,7 +1569,7 @@
           <w:rFonts w:ascii="Arial" w:hAnsi="Arial"/>
           <w:b w:val="0"/>
           <w:color w:val="717171"/>
-          <w:sz w:val="18"/>
+          <w:sz w:val="20"/>
         </w:rPr>
         <w:t>Total accounting area must be the same for opening and closing. Net change across all types sums to zero.</w:t>
       </w:r>
@@ -1579,12 +1580,15 @@
       </w:r>
     </w:p>
     <w:p>
+      <w:pPr>
+        <w:keepNext/>
+      </w:pPr>
       <w:r>
         <w:rPr>
           <w:rFonts w:ascii="Arial" w:hAnsi="Arial"/>
           <w:b w:val="0"/>
           <w:color w:val="0A5455"/>
-          <w:sz w:val="32"/>
+          <w:sz w:val="20"/>
         </w:rPr>
         <w:t>Table 1b: Extent Time Series</w:t>
       </w:r>
@@ -2479,12 +2483,15 @@
     </w:tbl>
     <w:p/>
     <w:p>
+      <w:pPr>
+        <w:keepNext/>
+      </w:pPr>
       <w:r>
         <w:rPr>
           <w:rFonts w:ascii="Arial" w:hAnsi="Arial"/>
           <w:b w:val="0"/>
           <w:color w:val="0A5455"/>
-          <w:sz w:val="32"/>
+          <w:sz w:val="20"/>
         </w:rPr>
         <w:t>Table 2: Change Matrix (hectares)</w:t>
       </w:r>
@@ -3264,7 +3271,7 @@
           <w:rFonts w:ascii="Arial" w:hAnsi="Arial"/>
           <w:b w:val="0"/>
           <w:color w:val="717171"/>
-          <w:sz w:val="18"/>
+          <w:sz w:val="20"/>
         </w:rPr>
         <w:t>Diagonal = stable area. Off-diagonal = transitions. Row totals = opening extent. Column totals = closing extent.</w:t>
       </w:r>

--- a/s-s-event-bogor/print-notebooks/01-extent/09-blank-tables.docx
+++ b/s-s-event-bogor/print-notebooks/01-extent/09-blank-tables.docx
@@ -26,6 +26,9 @@
     </w:p>
     <w:p/>
     <w:p>
+      <w:pPr>
+        <w:keepNext w:val="true"/>
+      </w:pPr>
       <w:r>
         <w:rPr>
           <w:rFonts w:ascii="Arial" w:hAnsi="Arial"/>
@@ -64,6 +67,7 @@
           <w:insideH w:val="single" w:sz="4" w:color="404040"/>
           <w:insideV w:val="single" w:sz="4" w:color="404040"/>
         </w:tblBorders>
+        <w:tblLayout w:type="fixed"/>
       </w:tblPr>
       <w:tblGrid>
         <w:gridCol w:w="2357"/>
@@ -74,14 +78,18 @@
         <w:gridCol w:w="2357"/>
       </w:tblGrid>
       <w:tr>
+        <w:trPr>
+          <w:cantSplit w:val="true"/>
+        </w:trPr>
         <w:tc>
           <w:tcPr>
-            <w:tcW w:type="dxa" w:w="2357"/>
+            <w:tcW w:type="dxa" w:w="3641"/>
             <w:shd w:fill="3B9C7B"/>
           </w:tcPr>
           <w:p>
             <w:pPr>
               <w:jc w:val="center"/>
+              <w:keepNext w:val="true"/>
             </w:pPr>
             <w:r/>
             <w:r>
@@ -96,12 +104,13 @@
         </w:tc>
         <w:tc>
           <w:tcPr>
-            <w:tcW w:type="dxa" w:w="2357"/>
+            <w:tcW w:type="dxa" w:w="1456"/>
             <w:shd w:fill="3B9C7B"/>
           </w:tcPr>
           <w:p>
             <w:pPr>
               <w:jc w:val="center"/>
+              <w:keepNext w:val="true"/>
             </w:pPr>
             <w:r/>
             <w:r>
@@ -119,12 +128,13 @@
         </w:tc>
         <w:tc>
           <w:tcPr>
-            <w:tcW w:type="dxa" w:w="2357"/>
+            <w:tcW w:type="dxa" w:w="1456"/>
             <w:shd w:fill="3B9C7B"/>
           </w:tcPr>
           <w:p>
             <w:pPr>
               <w:jc w:val="center"/>
+              <w:keepNext w:val="true"/>
             </w:pPr>
             <w:r/>
             <w:r>
@@ -142,12 +152,13 @@
         </w:tc>
         <w:tc>
           <w:tcPr>
-            <w:tcW w:type="dxa" w:w="2357"/>
+            <w:tcW w:type="dxa" w:w="1456"/>
             <w:shd w:fill="3B9C7B"/>
           </w:tcPr>
           <w:p>
             <w:pPr>
               <w:jc w:val="center"/>
+              <w:keepNext w:val="true"/>
             </w:pPr>
             <w:r/>
             <w:r>
@@ -165,12 +176,13 @@
         </w:tc>
         <w:tc>
           <w:tcPr>
-            <w:tcW w:type="dxa" w:w="2357"/>
+            <w:tcW w:type="dxa" w:w="814"/>
             <w:shd w:fill="3B9C7B"/>
           </w:tcPr>
           <w:p>
             <w:pPr>
               <w:jc w:val="center"/>
+              <w:keepNext w:val="true"/>
             </w:pPr>
             <w:r/>
             <w:r>
@@ -186,12 +198,13 @@
         </w:tc>
         <w:tc>
           <w:tcPr>
-            <w:tcW w:type="dxa" w:w="2357"/>
+            <w:tcW w:type="dxa" w:w="814"/>
             <w:shd w:fill="3B9C7B"/>
           </w:tcPr>
           <w:p>
             <w:pPr>
               <w:jc w:val="center"/>
+              <w:keepNext w:val="true"/>
             </w:pPr>
             <w:r/>
             <w:r>
@@ -207,14 +220,18 @@
         </w:tc>
       </w:tr>
       <w:tr>
+        <w:trPr>
+          <w:cantSplit w:val="true"/>
+        </w:trPr>
         <w:tc>
           <w:tcPr>
-            <w:tcW w:type="dxa" w:w="2357"/>
+            <w:tcW w:type="dxa" w:w="3641"/>
             <w:shd w:fill="0A5455"/>
           </w:tcPr>
           <w:p>
             <w:pPr>
               <w:spacing w:before="60" w:after="60"/>
+              <w:keepNext w:val="true"/>
             </w:pPr>
             <w:r/>
             <w:r>
@@ -230,12 +247,13 @@
         </w:tc>
         <w:tc>
           <w:tcPr>
-            <w:tcW w:type="dxa" w:w="2357"/>
+            <w:tcW w:type="dxa" w:w="1456"/>
             <w:shd w:fill="FFF2CC"/>
           </w:tcPr>
           <w:p>
             <w:pPr>
               <w:spacing w:before="60" w:after="60"/>
+              <w:keepNext w:val="true"/>
             </w:pPr>
             <w:r/>
             <w:r>
@@ -250,12 +268,13 @@
         </w:tc>
         <w:tc>
           <w:tcPr>
-            <w:tcW w:type="dxa" w:w="2357"/>
+            <w:tcW w:type="dxa" w:w="1456"/>
             <w:shd w:fill="FFF2CC"/>
           </w:tcPr>
           <w:p>
             <w:pPr>
               <w:spacing w:before="60" w:after="60"/>
+              <w:keepNext w:val="true"/>
             </w:pPr>
             <w:r/>
             <w:r>
@@ -270,12 +289,13 @@
         </w:tc>
         <w:tc>
           <w:tcPr>
-            <w:tcW w:type="dxa" w:w="2357"/>
+            <w:tcW w:type="dxa" w:w="1456"/>
             <w:shd w:fill="FFF2CC"/>
           </w:tcPr>
           <w:p>
             <w:pPr>
               <w:spacing w:before="60" w:after="60"/>
+              <w:keepNext w:val="true"/>
             </w:pPr>
             <w:r/>
             <w:r>
@@ -290,12 +310,13 @@
         </w:tc>
         <w:tc>
           <w:tcPr>
-            <w:tcW w:type="dxa" w:w="2357"/>
+            <w:tcW w:type="dxa" w:w="814"/>
             <w:shd w:fill="FFF2CC"/>
           </w:tcPr>
           <w:p>
             <w:pPr>
               <w:spacing w:before="60" w:after="60"/>
+              <w:keepNext w:val="true"/>
             </w:pPr>
             <w:r/>
             <w:r>
@@ -310,12 +331,13 @@
         </w:tc>
         <w:tc>
           <w:tcPr>
-            <w:tcW w:type="dxa" w:w="2357"/>
+            <w:tcW w:type="dxa" w:w="814"/>
             <w:shd w:fill="FFF2CC"/>
           </w:tcPr>
           <w:p>
             <w:pPr>
               <w:spacing w:before="60" w:after="60"/>
+              <w:keepNext w:val="true"/>
             </w:pPr>
             <w:r/>
             <w:r>
@@ -330,14 +352,18 @@
         </w:tc>
       </w:tr>
       <w:tr>
+        <w:trPr>
+          <w:cantSplit w:val="true"/>
+        </w:trPr>
         <w:tc>
           <w:tcPr>
-            <w:tcW w:type="dxa" w:w="2357"/>
+            <w:tcW w:type="dxa" w:w="3641"/>
             <w:shd w:fill="0A5455"/>
           </w:tcPr>
           <w:p>
             <w:pPr>
               <w:spacing w:before="60" w:after="60"/>
+              <w:keepNext w:val="true"/>
             </w:pPr>
             <w:r/>
             <w:r>
@@ -353,12 +379,13 @@
         </w:tc>
         <w:tc>
           <w:tcPr>
-            <w:tcW w:type="dxa" w:w="2357"/>
+            <w:tcW w:type="dxa" w:w="1456"/>
             <w:shd w:fill="FFF2CC"/>
           </w:tcPr>
           <w:p>
             <w:pPr>
               <w:spacing w:before="60" w:after="60"/>
+              <w:keepNext w:val="true"/>
             </w:pPr>
             <w:r/>
             <w:r>
@@ -373,12 +400,13 @@
         </w:tc>
         <w:tc>
           <w:tcPr>
-            <w:tcW w:type="dxa" w:w="2357"/>
+            <w:tcW w:type="dxa" w:w="1456"/>
             <w:shd w:fill="FFF2CC"/>
           </w:tcPr>
           <w:p>
             <w:pPr>
               <w:spacing w:before="60" w:after="60"/>
+              <w:keepNext w:val="true"/>
             </w:pPr>
             <w:r/>
             <w:r>
@@ -393,12 +421,13 @@
         </w:tc>
         <w:tc>
           <w:tcPr>
-            <w:tcW w:type="dxa" w:w="2357"/>
+            <w:tcW w:type="dxa" w:w="1456"/>
             <w:shd w:fill="FFF2CC"/>
           </w:tcPr>
           <w:p>
             <w:pPr>
               <w:spacing w:before="60" w:after="60"/>
+              <w:keepNext w:val="true"/>
             </w:pPr>
             <w:r/>
             <w:r>
@@ -413,12 +442,13 @@
         </w:tc>
         <w:tc>
           <w:tcPr>
-            <w:tcW w:type="dxa" w:w="2357"/>
+            <w:tcW w:type="dxa" w:w="814"/>
             <w:shd w:fill="FFF2CC"/>
           </w:tcPr>
           <w:p>
             <w:pPr>
               <w:spacing w:before="60" w:after="60"/>
+              <w:keepNext w:val="true"/>
             </w:pPr>
             <w:r/>
             <w:r>
@@ -433,12 +463,13 @@
         </w:tc>
         <w:tc>
           <w:tcPr>
-            <w:tcW w:type="dxa" w:w="2357"/>
+            <w:tcW w:type="dxa" w:w="814"/>
             <w:shd w:fill="FFF2CC"/>
           </w:tcPr>
           <w:p>
             <w:pPr>
               <w:spacing w:before="60" w:after="60"/>
+              <w:keepNext w:val="true"/>
             </w:pPr>
             <w:r/>
             <w:r>
@@ -453,9 +484,12 @@
         </w:tc>
       </w:tr>
       <w:tr>
+        <w:trPr>
+          <w:cantSplit w:val="true"/>
+        </w:trPr>
         <w:tc>
           <w:tcPr>
-            <w:tcW w:type="dxa" w:w="2357"/>
+            <w:tcW w:type="dxa" w:w="3641"/>
             <w:shd w:fill="0A5455"/>
           </w:tcPr>
           <w:p>
@@ -476,7 +510,7 @@
         </w:tc>
         <w:tc>
           <w:tcPr>
-            <w:tcW w:type="dxa" w:w="2357"/>
+            <w:tcW w:type="dxa" w:w="1456"/>
             <w:shd w:fill="FFF2CC"/>
           </w:tcPr>
           <w:p>
@@ -496,7 +530,7 @@
         </w:tc>
         <w:tc>
           <w:tcPr>
-            <w:tcW w:type="dxa" w:w="2357"/>
+            <w:tcW w:type="dxa" w:w="1456"/>
             <w:shd w:fill="FFF2CC"/>
           </w:tcPr>
           <w:p>
@@ -516,7 +550,7 @@
         </w:tc>
         <w:tc>
           <w:tcPr>
-            <w:tcW w:type="dxa" w:w="2357"/>
+            <w:tcW w:type="dxa" w:w="1456"/>
             <w:shd w:fill="FFF2CC"/>
           </w:tcPr>
           <w:p>
@@ -536,7 +570,7 @@
         </w:tc>
         <w:tc>
           <w:tcPr>
-            <w:tcW w:type="dxa" w:w="2357"/>
+            <w:tcW w:type="dxa" w:w="814"/>
             <w:shd w:fill="FFF2CC"/>
           </w:tcPr>
           <w:p>
@@ -556,7 +590,7 @@
         </w:tc>
         <w:tc>
           <w:tcPr>
-            <w:tcW w:type="dxa" w:w="2357"/>
+            <w:tcW w:type="dxa" w:w="814"/>
             <w:shd w:fill="FFF2CC"/>
           </w:tcPr>
           <w:p>
@@ -576,9 +610,12 @@
         </w:tc>
       </w:tr>
       <w:tr>
+        <w:trPr>
+          <w:cantSplit w:val="true"/>
+        </w:trPr>
         <w:tc>
           <w:tcPr>
-            <w:tcW w:type="dxa" w:w="2357"/>
+            <w:tcW w:type="dxa" w:w="3641"/>
             <w:shd w:fill="0A5455"/>
           </w:tcPr>
           <w:p>
@@ -599,7 +636,7 @@
         </w:tc>
         <w:tc>
           <w:tcPr>
-            <w:tcW w:type="dxa" w:w="2357"/>
+            <w:tcW w:type="dxa" w:w="1456"/>
             <w:shd w:fill="FFF2CC"/>
           </w:tcPr>
           <w:p>
@@ -619,7 +656,7 @@
         </w:tc>
         <w:tc>
           <w:tcPr>
-            <w:tcW w:type="dxa" w:w="2357"/>
+            <w:tcW w:type="dxa" w:w="1456"/>
             <w:shd w:fill="FFF2CC"/>
           </w:tcPr>
           <w:p>
@@ -639,7 +676,7 @@
         </w:tc>
         <w:tc>
           <w:tcPr>
-            <w:tcW w:type="dxa" w:w="2357"/>
+            <w:tcW w:type="dxa" w:w="1456"/>
             <w:shd w:fill="FFF2CC"/>
           </w:tcPr>
           <w:p>
@@ -659,7 +696,7 @@
         </w:tc>
         <w:tc>
           <w:tcPr>
-            <w:tcW w:type="dxa" w:w="2357"/>
+            <w:tcW w:type="dxa" w:w="814"/>
             <w:shd w:fill="FFF2CC"/>
           </w:tcPr>
           <w:p>
@@ -679,7 +716,7 @@
         </w:tc>
         <w:tc>
           <w:tcPr>
-            <w:tcW w:type="dxa" w:w="2357"/>
+            <w:tcW w:type="dxa" w:w="814"/>
             <w:shd w:fill="FFF2CC"/>
           </w:tcPr>
           <w:p>
@@ -699,9 +736,12 @@
         </w:tc>
       </w:tr>
       <w:tr>
+        <w:trPr>
+          <w:cantSplit w:val="true"/>
+        </w:trPr>
         <w:tc>
           <w:tcPr>
-            <w:tcW w:type="dxa" w:w="2357"/>
+            <w:tcW w:type="dxa" w:w="3641"/>
             <w:shd w:fill="0A5455"/>
           </w:tcPr>
           <w:p>
@@ -722,7 +762,7 @@
         </w:tc>
         <w:tc>
           <w:tcPr>
-            <w:tcW w:type="dxa" w:w="2357"/>
+            <w:tcW w:type="dxa" w:w="1456"/>
             <w:shd w:fill="FFF2CC"/>
           </w:tcPr>
           <w:p>
@@ -742,7 +782,7 @@
         </w:tc>
         <w:tc>
           <w:tcPr>
-            <w:tcW w:type="dxa" w:w="2357"/>
+            <w:tcW w:type="dxa" w:w="1456"/>
             <w:shd w:fill="FFF2CC"/>
           </w:tcPr>
           <w:p>
@@ -762,7 +802,7 @@
         </w:tc>
         <w:tc>
           <w:tcPr>
-            <w:tcW w:type="dxa" w:w="2357"/>
+            <w:tcW w:type="dxa" w:w="1456"/>
             <w:shd w:fill="FFF2CC"/>
           </w:tcPr>
           <w:p>
@@ -782,7 +822,7 @@
         </w:tc>
         <w:tc>
           <w:tcPr>
-            <w:tcW w:type="dxa" w:w="2357"/>
+            <w:tcW w:type="dxa" w:w="814"/>
             <w:shd w:fill="FFF2CC"/>
           </w:tcPr>
           <w:p>
@@ -802,7 +842,7 @@
         </w:tc>
         <w:tc>
           <w:tcPr>
-            <w:tcW w:type="dxa" w:w="2357"/>
+            <w:tcW w:type="dxa" w:w="814"/>
             <w:shd w:fill="FFF2CC"/>
           </w:tcPr>
           <w:p>
@@ -822,9 +862,12 @@
         </w:tc>
       </w:tr>
       <w:tr>
+        <w:trPr>
+          <w:cantSplit w:val="true"/>
+        </w:trPr>
         <w:tc>
           <w:tcPr>
-            <w:tcW w:type="dxa" w:w="2357"/>
+            <w:tcW w:type="dxa" w:w="3641"/>
             <w:shd w:fill="0A5455"/>
           </w:tcPr>
           <w:p>
@@ -845,7 +888,7 @@
         </w:tc>
         <w:tc>
           <w:tcPr>
-            <w:tcW w:type="dxa" w:w="2357"/>
+            <w:tcW w:type="dxa" w:w="1456"/>
             <w:shd w:fill="FFF2CC"/>
           </w:tcPr>
           <w:p>
@@ -865,7 +908,7 @@
         </w:tc>
         <w:tc>
           <w:tcPr>
-            <w:tcW w:type="dxa" w:w="2357"/>
+            <w:tcW w:type="dxa" w:w="1456"/>
             <w:shd w:fill="FFF2CC"/>
           </w:tcPr>
           <w:p>
@@ -885,7 +928,7 @@
         </w:tc>
         <w:tc>
           <w:tcPr>
-            <w:tcW w:type="dxa" w:w="2357"/>
+            <w:tcW w:type="dxa" w:w="1456"/>
             <w:shd w:fill="FFF2CC"/>
           </w:tcPr>
           <w:p>
@@ -905,7 +948,7 @@
         </w:tc>
         <w:tc>
           <w:tcPr>
-            <w:tcW w:type="dxa" w:w="2357"/>
+            <w:tcW w:type="dxa" w:w="814"/>
             <w:shd w:fill="FFF2CC"/>
           </w:tcPr>
           <w:p>
@@ -925,7 +968,7 @@
         </w:tc>
         <w:tc>
           <w:tcPr>
-            <w:tcW w:type="dxa" w:w="2357"/>
+            <w:tcW w:type="dxa" w:w="814"/>
             <w:shd w:fill="FFF2CC"/>
           </w:tcPr>
           <w:p>
@@ -945,9 +988,12 @@
         </w:tc>
       </w:tr>
       <w:tr>
+        <w:trPr>
+          <w:cantSplit w:val="true"/>
+        </w:trPr>
         <w:tc>
           <w:tcPr>
-            <w:tcW w:type="dxa" w:w="2357"/>
+            <w:tcW w:type="dxa" w:w="3641"/>
             <w:shd w:fill="0A5455"/>
           </w:tcPr>
           <w:p>
@@ -968,7 +1014,7 @@
         </w:tc>
         <w:tc>
           <w:tcPr>
-            <w:tcW w:type="dxa" w:w="2357"/>
+            <w:tcW w:type="dxa" w:w="1456"/>
             <w:shd w:fill="FFF2CC"/>
           </w:tcPr>
           <w:p>
@@ -988,7 +1034,7 @@
         </w:tc>
         <w:tc>
           <w:tcPr>
-            <w:tcW w:type="dxa" w:w="2357"/>
+            <w:tcW w:type="dxa" w:w="1456"/>
             <w:shd w:fill="FFF2CC"/>
           </w:tcPr>
           <w:p>
@@ -1008,7 +1054,7 @@
         </w:tc>
         <w:tc>
           <w:tcPr>
-            <w:tcW w:type="dxa" w:w="2357"/>
+            <w:tcW w:type="dxa" w:w="1456"/>
             <w:shd w:fill="FFF2CC"/>
           </w:tcPr>
           <w:p>
@@ -1028,7 +1074,7 @@
         </w:tc>
         <w:tc>
           <w:tcPr>
-            <w:tcW w:type="dxa" w:w="2357"/>
+            <w:tcW w:type="dxa" w:w="814"/>
             <w:shd w:fill="FFF2CC"/>
           </w:tcPr>
           <w:p>
@@ -1048,7 +1094,7 @@
         </w:tc>
         <w:tc>
           <w:tcPr>
-            <w:tcW w:type="dxa" w:w="2357"/>
+            <w:tcW w:type="dxa" w:w="814"/>
             <w:shd w:fill="FFF2CC"/>
           </w:tcPr>
           <w:p>
@@ -1068,9 +1114,12 @@
         </w:tc>
       </w:tr>
       <w:tr>
+        <w:trPr>
+          <w:cantSplit w:val="true"/>
+        </w:trPr>
         <w:tc>
           <w:tcPr>
-            <w:tcW w:type="dxa" w:w="2357"/>
+            <w:tcW w:type="dxa" w:w="3641"/>
             <w:shd w:fill="0A5455"/>
           </w:tcPr>
           <w:p>
@@ -1091,7 +1140,7 @@
         </w:tc>
         <w:tc>
           <w:tcPr>
-            <w:tcW w:type="dxa" w:w="2357"/>
+            <w:tcW w:type="dxa" w:w="1456"/>
             <w:shd w:fill="FFF2CC"/>
           </w:tcPr>
           <w:p>
@@ -1111,7 +1160,7 @@
         </w:tc>
         <w:tc>
           <w:tcPr>
-            <w:tcW w:type="dxa" w:w="2357"/>
+            <w:tcW w:type="dxa" w:w="1456"/>
             <w:shd w:fill="FFF2CC"/>
           </w:tcPr>
           <w:p>
@@ -1131,7 +1180,7 @@
         </w:tc>
         <w:tc>
           <w:tcPr>
-            <w:tcW w:type="dxa" w:w="2357"/>
+            <w:tcW w:type="dxa" w:w="1456"/>
             <w:shd w:fill="FFF2CC"/>
           </w:tcPr>
           <w:p>
@@ -1151,7 +1200,7 @@
         </w:tc>
         <w:tc>
           <w:tcPr>
-            <w:tcW w:type="dxa" w:w="2357"/>
+            <w:tcW w:type="dxa" w:w="814"/>
             <w:shd w:fill="FFF2CC"/>
           </w:tcPr>
           <w:p>
@@ -1171,7 +1220,7 @@
         </w:tc>
         <w:tc>
           <w:tcPr>
-            <w:tcW w:type="dxa" w:w="2357"/>
+            <w:tcW w:type="dxa" w:w="814"/>
             <w:shd w:fill="FFF2CC"/>
           </w:tcPr>
           <w:p>
@@ -1191,9 +1240,12 @@
         </w:tc>
       </w:tr>
       <w:tr>
+        <w:trPr>
+          <w:cantSplit w:val="true"/>
+        </w:trPr>
         <w:tc>
           <w:tcPr>
-            <w:tcW w:type="dxa" w:w="2357"/>
+            <w:tcW w:type="dxa" w:w="3641"/>
             <w:shd w:fill="0A5455"/>
           </w:tcPr>
           <w:p>
@@ -1214,7 +1266,7 @@
         </w:tc>
         <w:tc>
           <w:tcPr>
-            <w:tcW w:type="dxa" w:w="2357"/>
+            <w:tcW w:type="dxa" w:w="1456"/>
             <w:shd w:fill="FFF2CC"/>
           </w:tcPr>
           <w:p>
@@ -1234,7 +1286,7 @@
         </w:tc>
         <w:tc>
           <w:tcPr>
-            <w:tcW w:type="dxa" w:w="2357"/>
+            <w:tcW w:type="dxa" w:w="1456"/>
             <w:shd w:fill="FFF2CC"/>
           </w:tcPr>
           <w:p>
@@ -1254,7 +1306,7 @@
         </w:tc>
         <w:tc>
           <w:tcPr>
-            <w:tcW w:type="dxa" w:w="2357"/>
+            <w:tcW w:type="dxa" w:w="1456"/>
             <w:shd w:fill="FFF2CC"/>
           </w:tcPr>
           <w:p>
@@ -1274,7 +1326,7 @@
         </w:tc>
         <w:tc>
           <w:tcPr>
-            <w:tcW w:type="dxa" w:w="2357"/>
+            <w:tcW w:type="dxa" w:w="814"/>
             <w:shd w:fill="FFF2CC"/>
           </w:tcPr>
           <w:p>
@@ -1294,7 +1346,7 @@
         </w:tc>
         <w:tc>
           <w:tcPr>
-            <w:tcW w:type="dxa" w:w="2357"/>
+            <w:tcW w:type="dxa" w:w="814"/>
             <w:shd w:fill="FFF2CC"/>
           </w:tcPr>
           <w:p>
@@ -1314,9 +1366,12 @@
         </w:tc>
       </w:tr>
       <w:tr>
+        <w:trPr>
+          <w:cantSplit w:val="true"/>
+        </w:trPr>
         <w:tc>
           <w:tcPr>
-            <w:tcW w:type="dxa" w:w="2357"/>
+            <w:tcW w:type="dxa" w:w="3641"/>
             <w:shd w:fill="0A5455"/>
           </w:tcPr>
           <w:p>
@@ -1337,7 +1392,7 @@
         </w:tc>
         <w:tc>
           <w:tcPr>
-            <w:tcW w:type="dxa" w:w="2357"/>
+            <w:tcW w:type="dxa" w:w="1456"/>
             <w:shd w:fill="FFF2CC"/>
           </w:tcPr>
           <w:p>
@@ -1357,7 +1412,7 @@
         </w:tc>
         <w:tc>
           <w:tcPr>
-            <w:tcW w:type="dxa" w:w="2357"/>
+            <w:tcW w:type="dxa" w:w="1456"/>
             <w:shd w:fill="FFF2CC"/>
           </w:tcPr>
           <w:p>
@@ -1377,7 +1432,7 @@
         </w:tc>
         <w:tc>
           <w:tcPr>
-            <w:tcW w:type="dxa" w:w="2357"/>
+            <w:tcW w:type="dxa" w:w="1456"/>
             <w:shd w:fill="FFF2CC"/>
           </w:tcPr>
           <w:p>
@@ -1397,7 +1452,7 @@
         </w:tc>
         <w:tc>
           <w:tcPr>
-            <w:tcW w:type="dxa" w:w="2357"/>
+            <w:tcW w:type="dxa" w:w="814"/>
             <w:shd w:fill="FFF2CC"/>
           </w:tcPr>
           <w:p>
@@ -1417,7 +1472,7 @@
         </w:tc>
         <w:tc>
           <w:tcPr>
-            <w:tcW w:type="dxa" w:w="2357"/>
+            <w:tcW w:type="dxa" w:w="814"/>
             <w:shd w:fill="FFF2CC"/>
           </w:tcPr>
           <w:p>
@@ -1437,9 +1492,12 @@
         </w:tc>
       </w:tr>
       <w:tr>
+        <w:trPr>
+          <w:cantSplit w:val="true"/>
+        </w:trPr>
         <w:tc>
           <w:tcPr>
-            <w:tcW w:type="dxa" w:w="2357"/>
+            <w:tcW w:type="dxa" w:w="3641"/>
             <w:shd w:fill="0A5455"/>
           </w:tcPr>
           <w:p>
@@ -1460,7 +1518,7 @@
         </w:tc>
         <w:tc>
           <w:tcPr>
-            <w:tcW w:type="dxa" w:w="2357"/>
+            <w:tcW w:type="dxa" w:w="1456"/>
             <w:shd w:fill="FFF2CC"/>
           </w:tcPr>
           <w:p>
@@ -1480,7 +1538,7 @@
         </w:tc>
         <w:tc>
           <w:tcPr>
-            <w:tcW w:type="dxa" w:w="2357"/>
+            <w:tcW w:type="dxa" w:w="1456"/>
             <w:shd w:fill="FFF2CC"/>
           </w:tcPr>
           <w:p>
@@ -1500,7 +1558,7 @@
         </w:tc>
         <w:tc>
           <w:tcPr>
-            <w:tcW w:type="dxa" w:w="2357"/>
+            <w:tcW w:type="dxa" w:w="1456"/>
             <w:shd w:fill="FFF2CC"/>
           </w:tcPr>
           <w:p>
@@ -1520,7 +1578,7 @@
         </w:tc>
         <w:tc>
           <w:tcPr>
-            <w:tcW w:type="dxa" w:w="2357"/>
+            <w:tcW w:type="dxa" w:w="814"/>
             <w:shd w:fill="FFF2CC"/>
           </w:tcPr>
           <w:p>
@@ -1540,7 +1598,7 @@
         </w:tc>
         <w:tc>
           <w:tcPr>
-            <w:tcW w:type="dxa" w:w="2357"/>
+            <w:tcW w:type="dxa" w:w="814"/>
             <w:shd w:fill="FFF2CC"/>
           </w:tcPr>
           <w:p>
@@ -1563,6 +1621,7 @@
     <w:p>
       <w:pPr>
         <w:spacing w:before="40"/>
+        <w:keepNext w:val="true"/>
       </w:pPr>
       <w:r>
         <w:rPr>
@@ -1606,6 +1665,7 @@
           <w:insideH w:val="single" w:sz="4" w:color="404040"/>
           <w:insideV w:val="single" w:sz="4" w:color="404040"/>
         </w:tblBorders>
+        <w:tblLayout w:type="fixed"/>
       </w:tblPr>
       <w:tblGrid>
         <w:gridCol w:w="2020"/>
@@ -1617,14 +1677,18 @@
         <w:gridCol w:w="2020"/>
       </w:tblGrid>
       <w:tr>
+        <w:trPr>
+          <w:cantSplit w:val="true"/>
+        </w:trPr>
         <w:tc>
           <w:tcPr>
-            <w:tcW w:type="dxa" w:w="2020"/>
+            <w:tcW w:type="dxa" w:w="1687"/>
             <w:shd w:fill="3B9C7B"/>
           </w:tcPr>
           <w:p>
             <w:pPr>
               <w:jc w:val="center"/>
+              <w:keepNext w:val="true"/>
             </w:pPr>
             <w:r/>
             <w:r>
@@ -1640,12 +1704,13 @@
         </w:tc>
         <w:tc>
           <w:tcPr>
-            <w:tcW w:type="dxa" w:w="2020"/>
+            <w:tcW w:type="dxa" w:w="1325"/>
             <w:shd w:fill="3B9C7B"/>
           </w:tcPr>
           <w:p>
             <w:pPr>
               <w:jc w:val="center"/>
+              <w:keepNext w:val="true"/>
             </w:pPr>
             <w:r/>
             <w:r>
@@ -1661,12 +1726,13 @@
         </w:tc>
         <w:tc>
           <w:tcPr>
-            <w:tcW w:type="dxa" w:w="2020"/>
+            <w:tcW w:type="dxa" w:w="1325"/>
             <w:shd w:fill="3B9C7B"/>
           </w:tcPr>
           <w:p>
             <w:pPr>
               <w:jc w:val="center"/>
+              <w:keepNext w:val="true"/>
             </w:pPr>
             <w:r/>
             <w:r>
@@ -1682,12 +1748,13 @@
         </w:tc>
         <w:tc>
           <w:tcPr>
-            <w:tcW w:type="dxa" w:w="2020"/>
+            <w:tcW w:type="dxa" w:w="1325"/>
             <w:shd w:fill="3B9C7B"/>
           </w:tcPr>
           <w:p>
             <w:pPr>
               <w:jc w:val="center"/>
+              <w:keepNext w:val="true"/>
             </w:pPr>
             <w:r/>
             <w:r>
@@ -1703,12 +1770,13 @@
         </w:tc>
         <w:tc>
           <w:tcPr>
-            <w:tcW w:type="dxa" w:w="2020"/>
+            <w:tcW w:type="dxa" w:w="1325"/>
             <w:shd w:fill="3B9C7B"/>
           </w:tcPr>
           <w:p>
             <w:pPr>
               <w:jc w:val="center"/>
+              <w:keepNext w:val="true"/>
             </w:pPr>
             <w:r/>
             <w:r>
@@ -1724,12 +1792,13 @@
         </w:tc>
         <w:tc>
           <w:tcPr>
-            <w:tcW w:type="dxa" w:w="2020"/>
+            <w:tcW w:type="dxa" w:w="1446"/>
             <w:shd w:fill="3B9C7B"/>
           </w:tcPr>
           <w:p>
             <w:pPr>
               <w:jc w:val="center"/>
+              <w:keepNext w:val="true"/>
             </w:pPr>
             <w:r/>
             <w:r>
@@ -1745,12 +1814,13 @@
         </w:tc>
         <w:tc>
           <w:tcPr>
-            <w:tcW w:type="dxa" w:w="2020"/>
+            <w:tcW w:type="dxa" w:w="1205"/>
             <w:shd w:fill="3B9C7B"/>
           </w:tcPr>
           <w:p>
             <w:pPr>
               <w:jc w:val="center"/>
+              <w:keepNext w:val="true"/>
             </w:pPr>
             <w:r/>
             <w:r>
@@ -1766,14 +1836,18 @@
         </w:tc>
       </w:tr>
       <w:tr>
+        <w:trPr>
+          <w:cantSplit w:val="true"/>
+        </w:trPr>
         <w:tc>
           <w:tcPr>
-            <w:tcW w:type="dxa" w:w="2020"/>
+            <w:tcW w:type="dxa" w:w="1687"/>
             <w:shd w:fill="0A5455"/>
           </w:tcPr>
           <w:p>
             <w:pPr>
               <w:spacing w:before="60" w:after="60"/>
+              <w:keepNext w:val="true"/>
             </w:pPr>
             <w:r/>
             <w:r>
@@ -1789,12 +1863,13 @@
         </w:tc>
         <w:tc>
           <w:tcPr>
-            <w:tcW w:type="dxa" w:w="2020"/>
+            <w:tcW w:type="dxa" w:w="1325"/>
             <w:shd w:fill="FFF2CC"/>
           </w:tcPr>
           <w:p>
             <w:pPr>
               <w:spacing w:before="60" w:after="60"/>
+              <w:keepNext w:val="true"/>
             </w:pPr>
             <w:r/>
             <w:r>
@@ -1809,12 +1884,13 @@
         </w:tc>
         <w:tc>
           <w:tcPr>
-            <w:tcW w:type="dxa" w:w="2020"/>
+            <w:tcW w:type="dxa" w:w="1325"/>
             <w:shd w:fill="FFF2CC"/>
           </w:tcPr>
           <w:p>
             <w:pPr>
               <w:spacing w:before="60" w:after="60"/>
+              <w:keepNext w:val="true"/>
             </w:pPr>
             <w:r/>
             <w:r>
@@ -1829,12 +1905,13 @@
         </w:tc>
         <w:tc>
           <w:tcPr>
-            <w:tcW w:type="dxa" w:w="2020"/>
+            <w:tcW w:type="dxa" w:w="1325"/>
             <w:shd w:fill="FFF2CC"/>
           </w:tcPr>
           <w:p>
             <w:pPr>
               <w:spacing w:before="60" w:after="60"/>
+              <w:keepNext w:val="true"/>
             </w:pPr>
             <w:r/>
             <w:r>
@@ -1849,12 +1926,13 @@
         </w:tc>
         <w:tc>
           <w:tcPr>
-            <w:tcW w:type="dxa" w:w="2020"/>
+            <w:tcW w:type="dxa" w:w="1325"/>
             <w:shd w:fill="FFF2CC"/>
           </w:tcPr>
           <w:p>
             <w:pPr>
               <w:spacing w:before="60" w:after="60"/>
+              <w:keepNext w:val="true"/>
             </w:pPr>
             <w:r/>
             <w:r>
@@ -1869,12 +1947,13 @@
         </w:tc>
         <w:tc>
           <w:tcPr>
-            <w:tcW w:type="dxa" w:w="2020"/>
+            <w:tcW w:type="dxa" w:w="1446"/>
             <w:shd w:fill="FFF2CC"/>
           </w:tcPr>
           <w:p>
             <w:pPr>
               <w:spacing w:before="60" w:after="60"/>
+              <w:keepNext w:val="true"/>
             </w:pPr>
             <w:r/>
             <w:r>
@@ -1889,12 +1968,13 @@
         </w:tc>
         <w:tc>
           <w:tcPr>
-            <w:tcW w:type="dxa" w:w="2020"/>
+            <w:tcW w:type="dxa" w:w="1205"/>
             <w:shd w:fill="FFF2CC"/>
           </w:tcPr>
           <w:p>
             <w:pPr>
               <w:spacing w:before="60" w:after="60"/>
+              <w:keepNext w:val="true"/>
             </w:pPr>
             <w:r/>
             <w:r>
@@ -1909,14 +1989,18 @@
         </w:tc>
       </w:tr>
       <w:tr>
+        <w:trPr>
+          <w:cantSplit w:val="true"/>
+        </w:trPr>
         <w:tc>
           <w:tcPr>
-            <w:tcW w:type="dxa" w:w="2020"/>
+            <w:tcW w:type="dxa" w:w="1687"/>
             <w:shd w:fill="0A5455"/>
           </w:tcPr>
           <w:p>
             <w:pPr>
               <w:spacing w:before="60" w:after="60"/>
+              <w:keepNext w:val="true"/>
             </w:pPr>
             <w:r/>
             <w:r>
@@ -1932,12 +2016,13 @@
         </w:tc>
         <w:tc>
           <w:tcPr>
-            <w:tcW w:type="dxa" w:w="2020"/>
+            <w:tcW w:type="dxa" w:w="1325"/>
             <w:shd w:fill="FFF2CC"/>
           </w:tcPr>
           <w:p>
             <w:pPr>
               <w:spacing w:before="60" w:after="60"/>
+              <w:keepNext w:val="true"/>
             </w:pPr>
             <w:r/>
             <w:r>
@@ -1952,12 +2037,13 @@
         </w:tc>
         <w:tc>
           <w:tcPr>
-            <w:tcW w:type="dxa" w:w="2020"/>
+            <w:tcW w:type="dxa" w:w="1325"/>
             <w:shd w:fill="FFF2CC"/>
           </w:tcPr>
           <w:p>
             <w:pPr>
               <w:spacing w:before="60" w:after="60"/>
+              <w:keepNext w:val="true"/>
             </w:pPr>
             <w:r/>
             <w:r>
@@ -1972,12 +2058,13 @@
         </w:tc>
         <w:tc>
           <w:tcPr>
-            <w:tcW w:type="dxa" w:w="2020"/>
+            <w:tcW w:type="dxa" w:w="1325"/>
             <w:shd w:fill="FFF2CC"/>
           </w:tcPr>
           <w:p>
             <w:pPr>
               <w:spacing w:before="60" w:after="60"/>
+              <w:keepNext w:val="true"/>
             </w:pPr>
             <w:r/>
             <w:r>
@@ -1992,12 +2079,13 @@
         </w:tc>
         <w:tc>
           <w:tcPr>
-            <w:tcW w:type="dxa" w:w="2020"/>
+            <w:tcW w:type="dxa" w:w="1325"/>
             <w:shd w:fill="FFF2CC"/>
           </w:tcPr>
           <w:p>
             <w:pPr>
               <w:spacing w:before="60" w:after="60"/>
+              <w:keepNext w:val="true"/>
             </w:pPr>
             <w:r/>
             <w:r>
@@ -2012,12 +2100,13 @@
         </w:tc>
         <w:tc>
           <w:tcPr>
-            <w:tcW w:type="dxa" w:w="2020"/>
+            <w:tcW w:type="dxa" w:w="1446"/>
             <w:shd w:fill="FFF2CC"/>
           </w:tcPr>
           <w:p>
             <w:pPr>
               <w:spacing w:before="60" w:after="60"/>
+              <w:keepNext w:val="true"/>
             </w:pPr>
             <w:r/>
             <w:r>
@@ -2032,12 +2121,13 @@
         </w:tc>
         <w:tc>
           <w:tcPr>
-            <w:tcW w:type="dxa" w:w="2020"/>
+            <w:tcW w:type="dxa" w:w="1205"/>
             <w:shd w:fill="FFF2CC"/>
           </w:tcPr>
           <w:p>
             <w:pPr>
               <w:spacing w:before="60" w:after="60"/>
+              <w:keepNext w:val="true"/>
             </w:pPr>
             <w:r/>
             <w:r>
@@ -2052,9 +2142,12 @@
         </w:tc>
       </w:tr>
       <w:tr>
+        <w:trPr>
+          <w:cantSplit w:val="true"/>
+        </w:trPr>
         <w:tc>
           <w:tcPr>
-            <w:tcW w:type="dxa" w:w="2020"/>
+            <w:tcW w:type="dxa" w:w="1687"/>
             <w:shd w:fill="0A5455"/>
           </w:tcPr>
           <w:p>
@@ -2075,7 +2168,7 @@
         </w:tc>
         <w:tc>
           <w:tcPr>
-            <w:tcW w:type="dxa" w:w="2020"/>
+            <w:tcW w:type="dxa" w:w="1325"/>
             <w:shd w:fill="FFF2CC"/>
           </w:tcPr>
           <w:p>
@@ -2095,7 +2188,7 @@
         </w:tc>
         <w:tc>
           <w:tcPr>
-            <w:tcW w:type="dxa" w:w="2020"/>
+            <w:tcW w:type="dxa" w:w="1325"/>
             <w:shd w:fill="FFF2CC"/>
           </w:tcPr>
           <w:p>
@@ -2115,7 +2208,7 @@
         </w:tc>
         <w:tc>
           <w:tcPr>
-            <w:tcW w:type="dxa" w:w="2020"/>
+            <w:tcW w:type="dxa" w:w="1325"/>
             <w:shd w:fill="FFF2CC"/>
           </w:tcPr>
           <w:p>
@@ -2135,7 +2228,7 @@
         </w:tc>
         <w:tc>
           <w:tcPr>
-            <w:tcW w:type="dxa" w:w="2020"/>
+            <w:tcW w:type="dxa" w:w="1325"/>
             <w:shd w:fill="FFF2CC"/>
           </w:tcPr>
           <w:p>
@@ -2155,7 +2248,7 @@
         </w:tc>
         <w:tc>
           <w:tcPr>
-            <w:tcW w:type="dxa" w:w="2020"/>
+            <w:tcW w:type="dxa" w:w="1446"/>
             <w:shd w:fill="FFF2CC"/>
           </w:tcPr>
           <w:p>
@@ -2175,7 +2268,7 @@
         </w:tc>
         <w:tc>
           <w:tcPr>
-            <w:tcW w:type="dxa" w:w="2020"/>
+            <w:tcW w:type="dxa" w:w="1205"/>
             <w:shd w:fill="FFF2CC"/>
           </w:tcPr>
           <w:p>
@@ -2195,9 +2288,12 @@
         </w:tc>
       </w:tr>
       <w:tr>
+        <w:trPr>
+          <w:cantSplit w:val="true"/>
+        </w:trPr>
         <w:tc>
           <w:tcPr>
-            <w:tcW w:type="dxa" w:w="2020"/>
+            <w:tcW w:type="dxa" w:w="1687"/>
             <w:shd w:fill="0A5455"/>
           </w:tcPr>
           <w:p>
@@ -2218,7 +2314,7 @@
         </w:tc>
         <w:tc>
           <w:tcPr>
-            <w:tcW w:type="dxa" w:w="2020"/>
+            <w:tcW w:type="dxa" w:w="1325"/>
             <w:shd w:fill="FFF2CC"/>
           </w:tcPr>
           <w:p>
@@ -2238,7 +2334,7 @@
         </w:tc>
         <w:tc>
           <w:tcPr>
-            <w:tcW w:type="dxa" w:w="2020"/>
+            <w:tcW w:type="dxa" w:w="1325"/>
             <w:shd w:fill="FFF2CC"/>
           </w:tcPr>
           <w:p>
@@ -2258,7 +2354,7 @@
         </w:tc>
         <w:tc>
           <w:tcPr>
-            <w:tcW w:type="dxa" w:w="2020"/>
+            <w:tcW w:type="dxa" w:w="1325"/>
             <w:shd w:fill="FFF2CC"/>
           </w:tcPr>
           <w:p>
@@ -2278,7 +2374,7 @@
         </w:tc>
         <w:tc>
           <w:tcPr>
-            <w:tcW w:type="dxa" w:w="2020"/>
+            <w:tcW w:type="dxa" w:w="1325"/>
             <w:shd w:fill="FFF2CC"/>
           </w:tcPr>
           <w:p>
@@ -2298,7 +2394,7 @@
         </w:tc>
         <w:tc>
           <w:tcPr>
-            <w:tcW w:type="dxa" w:w="2020"/>
+            <w:tcW w:type="dxa" w:w="1446"/>
             <w:shd w:fill="FFF2CC"/>
           </w:tcPr>
           <w:p>
@@ -2318,7 +2414,7 @@
         </w:tc>
         <w:tc>
           <w:tcPr>
-            <w:tcW w:type="dxa" w:w="2020"/>
+            <w:tcW w:type="dxa" w:w="1205"/>
             <w:shd w:fill="FFF2CC"/>
           </w:tcPr>
           <w:p>
@@ -2338,9 +2434,12 @@
         </w:tc>
       </w:tr>
       <w:tr>
+        <w:trPr>
+          <w:cantSplit w:val="true"/>
+        </w:trPr>
         <w:tc>
           <w:tcPr>
-            <w:tcW w:type="dxa" w:w="2020"/>
+            <w:tcW w:type="dxa" w:w="1687"/>
             <w:shd w:fill="0A5455"/>
           </w:tcPr>
           <w:p>
@@ -2361,7 +2460,7 @@
         </w:tc>
         <w:tc>
           <w:tcPr>
-            <w:tcW w:type="dxa" w:w="2020"/>
+            <w:tcW w:type="dxa" w:w="1325"/>
             <w:shd w:fill="FFF2CC"/>
           </w:tcPr>
           <w:p>
@@ -2381,7 +2480,7 @@
         </w:tc>
         <w:tc>
           <w:tcPr>
-            <w:tcW w:type="dxa" w:w="2020"/>
+            <w:tcW w:type="dxa" w:w="1325"/>
             <w:shd w:fill="FFF2CC"/>
           </w:tcPr>
           <w:p>
@@ -2401,7 +2500,7 @@
         </w:tc>
         <w:tc>
           <w:tcPr>
-            <w:tcW w:type="dxa" w:w="2020"/>
+            <w:tcW w:type="dxa" w:w="1325"/>
             <w:shd w:fill="FFF2CC"/>
           </w:tcPr>
           <w:p>
@@ -2421,7 +2520,7 @@
         </w:tc>
         <w:tc>
           <w:tcPr>
-            <w:tcW w:type="dxa" w:w="2020"/>
+            <w:tcW w:type="dxa" w:w="1325"/>
             <w:shd w:fill="FFF2CC"/>
           </w:tcPr>
           <w:p>
@@ -2441,7 +2540,7 @@
         </w:tc>
         <w:tc>
           <w:tcPr>
-            <w:tcW w:type="dxa" w:w="2020"/>
+            <w:tcW w:type="dxa" w:w="1446"/>
             <w:shd w:fill="FFF2CC"/>
           </w:tcPr>
           <w:p>
@@ -2461,7 +2560,7 @@
         </w:tc>
         <w:tc>
           <w:tcPr>
-            <w:tcW w:type="dxa" w:w="2020"/>
+            <w:tcW w:type="dxa" w:w="1205"/>
             <w:shd w:fill="FFF2CC"/>
           </w:tcPr>
           <w:p>
@@ -2509,6 +2608,7 @@
           <w:insideH w:val="single" w:sz="4" w:color="404040"/>
           <w:insideV w:val="single" w:sz="4" w:color="404040"/>
         </w:tblBorders>
+        <w:tblLayout w:type="fixed"/>
       </w:tblPr>
       <w:tblGrid>
         <w:gridCol w:w="2357"/>
@@ -2519,14 +2619,18 @@
         <w:gridCol w:w="2357"/>
       </w:tblGrid>
       <w:tr>
+        <w:trPr>
+          <w:cantSplit w:val="true"/>
+        </w:trPr>
         <w:tc>
           <w:tcPr>
-            <w:tcW w:type="dxa" w:w="2357"/>
+            <w:tcW w:type="dxa" w:w="2375"/>
             <w:shd w:fill="3B9C7B"/>
           </w:tcPr>
           <w:p>
             <w:pPr>
               <w:jc w:val="center"/>
+              <w:keepNext w:val="true"/>
             </w:pPr>
             <w:r/>
             <w:r>
@@ -2542,12 +2646,13 @@
         </w:tc>
         <w:tc>
           <w:tcPr>
-            <w:tcW w:type="dxa" w:w="2357"/>
+            <w:tcW w:type="dxa" w:w="1536"/>
             <w:shd w:fill="3B9C7B"/>
           </w:tcPr>
           <w:p>
             <w:pPr>
               <w:jc w:val="center"/>
+              <w:keepNext w:val="true"/>
             </w:pPr>
             <w:r/>
             <w:r>
@@ -2563,12 +2668,13 @@
         </w:tc>
         <w:tc>
           <w:tcPr>
-            <w:tcW w:type="dxa" w:w="2357"/>
+            <w:tcW w:type="dxa" w:w="1536"/>
             <w:shd w:fill="3B9C7B"/>
           </w:tcPr>
           <w:p>
             <w:pPr>
               <w:jc w:val="center"/>
+              <w:keepNext w:val="true"/>
             </w:pPr>
             <w:r/>
             <w:r>
@@ -2584,12 +2690,13 @@
         </w:tc>
         <w:tc>
           <w:tcPr>
-            <w:tcW w:type="dxa" w:w="2357"/>
+            <w:tcW w:type="dxa" w:w="1536"/>
             <w:shd w:fill="3B9C7B"/>
           </w:tcPr>
           <w:p>
             <w:pPr>
               <w:jc w:val="center"/>
+              <w:keepNext w:val="true"/>
             </w:pPr>
             <w:r/>
             <w:r>
@@ -2605,12 +2712,13 @@
         </w:tc>
         <w:tc>
           <w:tcPr>
-            <w:tcW w:type="dxa" w:w="2357"/>
+            <w:tcW w:type="dxa" w:w="838"/>
             <w:shd w:fill="3B9C7B"/>
           </w:tcPr>
           <w:p>
             <w:pPr>
               <w:jc w:val="center"/>
+              <w:keepNext w:val="true"/>
             </w:pPr>
             <w:r/>
             <w:r>
@@ -2626,12 +2734,13 @@
         </w:tc>
         <w:tc>
           <w:tcPr>
-            <w:tcW w:type="dxa" w:w="2357"/>
+            <w:tcW w:type="dxa" w:w="1816"/>
             <w:shd w:fill="3B9C7B"/>
           </w:tcPr>
           <w:p>
             <w:pPr>
               <w:jc w:val="center"/>
+              <w:keepNext w:val="true"/>
             </w:pPr>
             <w:r/>
             <w:r>
@@ -2647,14 +2756,18 @@
         </w:tc>
       </w:tr>
       <w:tr>
+        <w:trPr>
+          <w:cantSplit w:val="true"/>
+        </w:trPr>
         <w:tc>
           <w:tcPr>
-            <w:tcW w:type="dxa" w:w="2357"/>
+            <w:tcW w:type="dxa" w:w="2375"/>
             <w:shd w:fill="0A5455"/>
           </w:tcPr>
           <w:p>
             <w:pPr>
               <w:spacing w:before="60" w:after="60"/>
+              <w:keepNext w:val="true"/>
             </w:pPr>
             <w:r/>
             <w:r>
@@ -2670,12 +2783,13 @@
         </w:tc>
         <w:tc>
           <w:tcPr>
-            <w:tcW w:type="dxa" w:w="2357"/>
+            <w:tcW w:type="dxa" w:w="1536"/>
             <w:shd w:fill="FFF2CC"/>
           </w:tcPr>
           <w:p>
             <w:pPr>
               <w:spacing w:before="60" w:after="60"/>
+              <w:keepNext w:val="true"/>
             </w:pPr>
             <w:r/>
             <w:r>
@@ -2690,12 +2804,13 @@
         </w:tc>
         <w:tc>
           <w:tcPr>
-            <w:tcW w:type="dxa" w:w="2357"/>
+            <w:tcW w:type="dxa" w:w="1536"/>
             <w:shd w:fill="FFF2CC"/>
           </w:tcPr>
           <w:p>
             <w:pPr>
               <w:spacing w:before="60" w:after="60"/>
+              <w:keepNext w:val="true"/>
             </w:pPr>
             <w:r/>
             <w:r>
@@ -2710,12 +2825,13 @@
         </w:tc>
         <w:tc>
           <w:tcPr>
-            <w:tcW w:type="dxa" w:w="2357"/>
+            <w:tcW w:type="dxa" w:w="1536"/>
             <w:shd w:fill="FFF2CC"/>
           </w:tcPr>
           <w:p>
             <w:pPr>
               <w:spacing w:before="60" w:after="60"/>
+              <w:keepNext w:val="true"/>
             </w:pPr>
             <w:r/>
             <w:r>
@@ -2730,12 +2846,13 @@
         </w:tc>
         <w:tc>
           <w:tcPr>
-            <w:tcW w:type="dxa" w:w="2357"/>
+            <w:tcW w:type="dxa" w:w="838"/>
             <w:shd w:fill="FFF2CC"/>
           </w:tcPr>
           <w:p>
             <w:pPr>
               <w:spacing w:before="60" w:after="60"/>
+              <w:keepNext w:val="true"/>
             </w:pPr>
             <w:r/>
             <w:r>
@@ -2750,12 +2867,13 @@
         </w:tc>
         <w:tc>
           <w:tcPr>
-            <w:tcW w:type="dxa" w:w="2357"/>
+            <w:tcW w:type="dxa" w:w="1816"/>
             <w:shd w:fill="FFF2CC"/>
           </w:tcPr>
           <w:p>
             <w:pPr>
               <w:spacing w:before="60" w:after="60"/>
+              <w:keepNext w:val="true"/>
             </w:pPr>
             <w:r/>
             <w:r>
@@ -2770,14 +2888,18 @@
         </w:tc>
       </w:tr>
       <w:tr>
+        <w:trPr>
+          <w:cantSplit w:val="true"/>
+        </w:trPr>
         <w:tc>
           <w:tcPr>
-            <w:tcW w:type="dxa" w:w="2357"/>
+            <w:tcW w:type="dxa" w:w="2375"/>
             <w:shd w:fill="0A5455"/>
           </w:tcPr>
           <w:p>
             <w:pPr>
               <w:spacing w:before="60" w:after="60"/>
+              <w:keepNext w:val="true"/>
             </w:pPr>
             <w:r/>
             <w:r>
@@ -2793,12 +2915,13 @@
         </w:tc>
         <w:tc>
           <w:tcPr>
-            <w:tcW w:type="dxa" w:w="2357"/>
+            <w:tcW w:type="dxa" w:w="1536"/>
             <w:shd w:fill="FFF2CC"/>
           </w:tcPr>
           <w:p>
             <w:pPr>
               <w:spacing w:before="60" w:after="60"/>
+              <w:keepNext w:val="true"/>
             </w:pPr>
             <w:r/>
             <w:r>
@@ -2813,12 +2936,13 @@
         </w:tc>
         <w:tc>
           <w:tcPr>
-            <w:tcW w:type="dxa" w:w="2357"/>
+            <w:tcW w:type="dxa" w:w="1536"/>
             <w:shd w:fill="FFF2CC"/>
           </w:tcPr>
           <w:p>
             <w:pPr>
               <w:spacing w:before="60" w:after="60"/>
+              <w:keepNext w:val="true"/>
             </w:pPr>
             <w:r/>
             <w:r>
@@ -2833,12 +2957,13 @@
         </w:tc>
         <w:tc>
           <w:tcPr>
-            <w:tcW w:type="dxa" w:w="2357"/>
+            <w:tcW w:type="dxa" w:w="1536"/>
             <w:shd w:fill="FFF2CC"/>
           </w:tcPr>
           <w:p>
             <w:pPr>
               <w:spacing w:before="60" w:after="60"/>
+              <w:keepNext w:val="true"/>
             </w:pPr>
             <w:r/>
             <w:r>
@@ -2853,12 +2978,13 @@
         </w:tc>
         <w:tc>
           <w:tcPr>
-            <w:tcW w:type="dxa" w:w="2357"/>
+            <w:tcW w:type="dxa" w:w="838"/>
             <w:shd w:fill="FFF2CC"/>
           </w:tcPr>
           <w:p>
             <w:pPr>
               <w:spacing w:before="60" w:after="60"/>
+              <w:keepNext w:val="true"/>
             </w:pPr>
             <w:r/>
             <w:r>
@@ -2873,12 +2999,13 @@
         </w:tc>
         <w:tc>
           <w:tcPr>
-            <w:tcW w:type="dxa" w:w="2357"/>
+            <w:tcW w:type="dxa" w:w="1816"/>
             <w:shd w:fill="FFF2CC"/>
           </w:tcPr>
           <w:p>
             <w:pPr>
               <w:spacing w:before="60" w:after="60"/>
+              <w:keepNext w:val="true"/>
             </w:pPr>
             <w:r/>
             <w:r>
@@ -2893,9 +3020,12 @@
         </w:tc>
       </w:tr>
       <w:tr>
+        <w:trPr>
+          <w:cantSplit w:val="true"/>
+        </w:trPr>
         <w:tc>
           <w:tcPr>
-            <w:tcW w:type="dxa" w:w="2357"/>
+            <w:tcW w:type="dxa" w:w="2375"/>
             <w:shd w:fill="0A5455"/>
           </w:tcPr>
           <w:p>
@@ -2916,7 +3046,7 @@
         </w:tc>
         <w:tc>
           <w:tcPr>
-            <w:tcW w:type="dxa" w:w="2357"/>
+            <w:tcW w:type="dxa" w:w="1536"/>
             <w:shd w:fill="FFF2CC"/>
           </w:tcPr>
           <w:p>
@@ -2936,7 +3066,7 @@
         </w:tc>
         <w:tc>
           <w:tcPr>
-            <w:tcW w:type="dxa" w:w="2357"/>
+            <w:tcW w:type="dxa" w:w="1536"/>
             <w:shd w:fill="FFF2CC"/>
           </w:tcPr>
           <w:p>
@@ -2956,7 +3086,7 @@
         </w:tc>
         <w:tc>
           <w:tcPr>
-            <w:tcW w:type="dxa" w:w="2357"/>
+            <w:tcW w:type="dxa" w:w="1536"/>
             <w:shd w:fill="FFF2CC"/>
           </w:tcPr>
           <w:p>
@@ -2976,7 +3106,7 @@
         </w:tc>
         <w:tc>
           <w:tcPr>
-            <w:tcW w:type="dxa" w:w="2357"/>
+            <w:tcW w:type="dxa" w:w="838"/>
             <w:shd w:fill="FFF2CC"/>
           </w:tcPr>
           <w:p>
@@ -2996,7 +3126,7 @@
         </w:tc>
         <w:tc>
           <w:tcPr>
-            <w:tcW w:type="dxa" w:w="2357"/>
+            <w:tcW w:type="dxa" w:w="1816"/>
             <w:shd w:fill="FFF2CC"/>
           </w:tcPr>
           <w:p>
@@ -3016,9 +3146,12 @@
         </w:tc>
       </w:tr>
       <w:tr>
+        <w:trPr>
+          <w:cantSplit w:val="true"/>
+        </w:trPr>
         <w:tc>
           <w:tcPr>
-            <w:tcW w:type="dxa" w:w="2357"/>
+            <w:tcW w:type="dxa" w:w="2375"/>
             <w:shd w:fill="0A5455"/>
           </w:tcPr>
           <w:p>
@@ -3039,7 +3172,7 @@
         </w:tc>
         <w:tc>
           <w:tcPr>
-            <w:tcW w:type="dxa" w:w="2357"/>
+            <w:tcW w:type="dxa" w:w="1536"/>
             <w:shd w:fill="FFF2CC"/>
           </w:tcPr>
           <w:p>
@@ -3059,7 +3192,7 @@
         </w:tc>
         <w:tc>
           <w:tcPr>
-            <w:tcW w:type="dxa" w:w="2357"/>
+            <w:tcW w:type="dxa" w:w="1536"/>
             <w:shd w:fill="FFF2CC"/>
           </w:tcPr>
           <w:p>
@@ -3079,7 +3212,7 @@
         </w:tc>
         <w:tc>
           <w:tcPr>
-            <w:tcW w:type="dxa" w:w="2357"/>
+            <w:tcW w:type="dxa" w:w="1536"/>
             <w:shd w:fill="FFF2CC"/>
           </w:tcPr>
           <w:p>
@@ -3099,7 +3232,7 @@
         </w:tc>
         <w:tc>
           <w:tcPr>
-            <w:tcW w:type="dxa" w:w="2357"/>
+            <w:tcW w:type="dxa" w:w="838"/>
             <w:shd w:fill="FFF2CC"/>
           </w:tcPr>
           <w:p>
@@ -3119,7 +3252,7 @@
         </w:tc>
         <w:tc>
           <w:tcPr>
-            <w:tcW w:type="dxa" w:w="2357"/>
+            <w:tcW w:type="dxa" w:w="1816"/>
             <w:shd w:fill="FFF2CC"/>
           </w:tcPr>
           <w:p>
@@ -3139,9 +3272,12 @@
         </w:tc>
       </w:tr>
       <w:tr>
+        <w:trPr>
+          <w:cantSplit w:val="true"/>
+        </w:trPr>
         <w:tc>
           <w:tcPr>
-            <w:tcW w:type="dxa" w:w="2357"/>
+            <w:tcW w:type="dxa" w:w="2375"/>
             <w:shd w:fill="0A5455"/>
           </w:tcPr>
           <w:p>
@@ -3162,7 +3298,7 @@
         </w:tc>
         <w:tc>
           <w:tcPr>
-            <w:tcW w:type="dxa" w:w="2357"/>
+            <w:tcW w:type="dxa" w:w="1536"/>
             <w:shd w:fill="FFF2CC"/>
           </w:tcPr>
           <w:p>
@@ -3182,7 +3318,7 @@
         </w:tc>
         <w:tc>
           <w:tcPr>
-            <w:tcW w:type="dxa" w:w="2357"/>
+            <w:tcW w:type="dxa" w:w="1536"/>
             <w:shd w:fill="FFF2CC"/>
           </w:tcPr>
           <w:p>
@@ -3202,7 +3338,7 @@
         </w:tc>
         <w:tc>
           <w:tcPr>
-            <w:tcW w:type="dxa" w:w="2357"/>
+            <w:tcW w:type="dxa" w:w="1536"/>
             <w:shd w:fill="FFF2CC"/>
           </w:tcPr>
           <w:p>
@@ -3222,7 +3358,7 @@
         </w:tc>
         <w:tc>
           <w:tcPr>
-            <w:tcW w:type="dxa" w:w="2357"/>
+            <w:tcW w:type="dxa" w:w="838"/>
             <w:shd w:fill="FFF2CC"/>
           </w:tcPr>
           <w:p>
@@ -3242,7 +3378,7 @@
         </w:tc>
         <w:tc>
           <w:tcPr>
-            <w:tcW w:type="dxa" w:w="2357"/>
+            <w:tcW w:type="dxa" w:w="1816"/>
             <w:shd w:fill="FFF2CC"/>
           </w:tcPr>
           <w:p>
